--- a/spa/docx/29.content.docx
+++ b/spa/docx/29.content.docx
@@ -650,7 +650,7 @@
         <w:rPr>
           <w:lang w:val="es_ES" w:bidi="es_ES"/>
         </w:rPr>
-        <w:t xml:space="preserve"> ¡Toquen la trompeta en Sion! ¡Hagan sonar la alarma en mi monte santo!Que tiemblen todos los habitantes de la tierra, porque el día del Señor se acerca; ya está cerca.</w:t>
+        <w:t xml:space="preserve"> ¡Toquen la trompeta en Sion! ¡Hagan sonar la alarma en mi monte santo! Que tiemblen todos los habitantes de la tierra, porque el día del Señor se acerca; ya está cerca.</w:t>
       </w:r>
     </w:p>
     <w:p>
@@ -881,7 +881,7 @@
         <w:rPr>
           <w:lang w:val="es_ES" w:bidi="es_ES"/>
         </w:rPr>
-        <w:t xml:space="preserve"> El Señor afirma:—Por eso, ahora mismo vuélvanse a mí con todo su corazón, con ayuno, llanto y lamento.</w:t>
+        <w:t xml:space="preserve"> El Señor afirma: —Por eso, ahora mismo vuélvanse a mí con todo su corazón, con ayuno, llanto y lamento.</w:t>
       </w:r>
     </w:p>
     <w:p>
@@ -986,7 +986,7 @@
         <w:rPr>
           <w:lang w:val="es_ES" w:bidi="es_ES"/>
         </w:rPr>
-        <w:t xml:space="preserve"> Los sacerdotes, ministros del Señor, lloren entre el pórtico y el altar. Que digan:—Perdona a tu pueblo, Señor. No entregues tu herencia al desprecio ni a la burla de las naciones. ¿Por qué habrían de decir entre los pueblos: "Dónde está su Dios?".</w:t>
+        <w:t xml:space="preserve"> Los sacerdotes, ministros del Señor, lloren entre el pórtico y el altar. Que digan: —Perdona a tu pueblo, Señor. No entregues tu herencia al desprecio ni a la burla de las naciones. ¿Por qué habrían de decir entre los pueblos: “Dónde está su Dios?”.</w:t>
       </w:r>
     </w:p>
     <w:p>
@@ -1028,7 +1028,7 @@
         <w:rPr>
           <w:lang w:val="es_ES" w:bidi="es_ES"/>
         </w:rPr>
-        <w:t xml:space="preserve"> El Señor respondió:—Miren, yo les envío grano, vino nuevo y aceite en abundancia, y quedarán satisfechos. Ya no los haré objeto de burla entre las naciones.</w:t>
+        <w:t xml:space="preserve"> El Señor respondió: —Miren, yo les envío grano, vino nuevo y aceite en abundancia, y quedarán satisfechos. Ya no los haré objeto de burla entre las naciones.</w:t>
       </w:r>
     </w:p>
     <w:p>
@@ -1049,7 +1049,7 @@
         <w:rPr>
           <w:lang w:val="es_ES" w:bidi="es_ES"/>
         </w:rPr>
-        <w:t xml:space="preserve"> Expulsaré lejos de ustedes al ejército del norte; lo arrojaré hacia una tierra seca y desolada. Su vanguardia irá hacia el mar oriental y su retaguardia hacia el mar occidental. Subirá su hedor y su putrefacción.El Señor ha hecho grandes cosas.</w:t>
+        <w:t xml:space="preserve"> Expulsaré lejos de ustedes al ejército del norte; lo arrojaré hacia una tierra seca y desolada. Su vanguardia irá hacia el mar oriental y su retaguardia hacia el mar occidental. Subirá su hedor y su putrefacción. El Señor ha hecho grandes cosas.</w:t>
       </w:r>
     </w:p>
     <w:p>
@@ -1154,7 +1154,7 @@
         <w:rPr>
           <w:lang w:val="es_ES" w:bidi="es_ES"/>
         </w:rPr>
-        <w:t xml:space="preserve"> El Señor dice:—Les compensaré por los años que devoraron las langostas: la langosta cortadora, la langosta voladora, la langosta saltadora y la langosta destructora. Eran mi gran ejército que envié contra ustedes.</w:t>
+        <w:t xml:space="preserve"> El Señor dice: —Les compensaré por los años que devoraron las langostas: la langosta cortadora, la langosta voladora, la langosta saltadora y la langosta destructora. Eran mi gran ejército que envié contra ustedes.</w:t>
       </w:r>
     </w:p>
     <w:p>
@@ -1527,7 +1527,7 @@
         <w:rPr>
           <w:lang w:val="es_ES" w:bidi="es_ES"/>
         </w:rPr>
-        <w:t xml:space="preserve"> Conviertan sus arados en espadas y sus hoces en lanzas. Que el débil diga:—¡Soy fuerte!</w:t>
+        <w:t xml:space="preserve"> Conviertan sus arados en espadas y sus hoces en lanzas. Que el débil diga: —¡Soy fuerte!</w:t>
       </w:r>
     </w:p>
     <w:p>
@@ -1569,7 +1569,7 @@
         <w:rPr>
           <w:lang w:val="es_ES" w:bidi="es_ES"/>
         </w:rPr>
-        <w:t xml:space="preserve"> Dice el Señor:—Que todas las naciones se reúnan y suban al valle de Josafat, porque allí me sentaré a juzgarlas a todas.</w:t>
+        <w:t xml:space="preserve"> Dice el Señor: —Que todas las naciones se reúnan y suban al valle de Josafat, porque allí me sentaré a juzgarlas a todas.</w:t>
       </w:r>
     </w:p>
     <w:p>
@@ -1590,7 +1590,7 @@
         <w:rPr>
           <w:lang w:val="es_ES" w:bidi="es_ES"/>
         </w:rPr>
-        <w:t xml:space="preserve"> Tomen la hoz, porque la cosecha está madura.Vengan a pisar las uvas, porque el lagar está lleno.¡La maldad de estas naciones es enorme!</w:t>
+        <w:t xml:space="preserve"> Tomen la hoz, porque la cosecha está madura. Vengan a pisar las uvas, porque el lagar está lleno. ¡La maldad de estas naciones es enorme!</w:t>
       </w:r>
     </w:p>
     <w:p>
@@ -1611,7 +1611,7 @@
         <w:rPr>
           <w:lang w:val="es_ES" w:bidi="es_ES"/>
         </w:rPr>
-        <w:t xml:space="preserve"> Multitudes, multitudes en el valle de la Decisión.Está cerca el día del Señor en el valle de la Decisión.</w:t>
+        <w:t xml:space="preserve"> Multitudes, multitudes en el valle de la Decisión. Está cerca el día del Señor en el valle de la Decisión.</w:t>
       </w:r>
     </w:p>
     <w:p>
@@ -1674,7 +1674,7 @@
         <w:rPr>
           <w:lang w:val="es_ES" w:bidi="es_ES"/>
         </w:rPr>
-        <w:t xml:space="preserve"> Dice el Señor:—Entonces ustedes sabrán que yo soy el Señor su Dios, que habito en Sion, mi monte sagrado. Jerusalén será santa y los extranjeros nunca más la invadirán.</w:t>
+        <w:t xml:space="preserve"> Dice el Señor: —Entonces ustedes sabrán que yo soy el Señor su Dios, que habito en Sion, mi monte sagrado. Jerusalén será santa y los extranjeros nunca más la invadirán.</w:t>
       </w:r>
     </w:p>
     <w:p>
